--- a/assets/Resume/Madhav_Shukla_Resume.docx
+++ b/assets/Resume/Madhav_Shukla_Resume.docx
@@ -4,7 +4,7 @@
   <w:body>
     <w:tbl>
       <w:tblPr>
-        <w:tblW w:w="11000" w:type="dxa"/>
+        <w:tblW w:w="11140" w:type="dxa"/>
         <w:tblBorders>
           <w:top w:val="single" w:sz="4" w:space="0" w:color="auto"/>
           <w:left w:val="single" w:sz="4" w:space="0" w:color="auto"/>
@@ -20,19 +20,16 @@
         <w:tblLook w:val="04A0" w:firstRow="1" w:lastRow="0" w:firstColumn="1" w:lastColumn="0" w:noHBand="0" w:noVBand="1"/>
       </w:tblPr>
       <w:tblGrid>
-        <w:gridCol w:w="8950"/>
-        <w:gridCol w:w="2050"/>
+        <w:gridCol w:w="8642"/>
+        <w:gridCol w:w="2498"/>
       </w:tblGrid>
       <w:tr>
-        <w:tblPrEx>
-          <w:tblCellMar>
-            <w:top w:w="0" w:type="dxa"/>
-            <w:bottom w:w="0" w:type="dxa"/>
-          </w:tblCellMar>
-        </w:tblPrEx>
+        <w:trPr>
+          <w:trHeight w:val="1581"/>
+        </w:trPr>
         <w:tc>
           <w:tcPr>
-            <w:tcW w:w="8950" w:type="dxa"/>
+            <w:tcW w:w="8642" w:type="dxa"/>
             <w:shd w:val="clear" w:color="auto" w:fill="1F3864"/>
             <w:tcMar>
               <w:top w:w="140" w:type="dxa"/>
@@ -71,11 +68,38 @@
                 <w:color w:val="F2A65A"/>
                 <w:spacing w:val="8"/>
               </w:rPr>
-              <w:t>DATA ANALYST  •  FRONT-END DEVELOPER</w:t>
-            </w:r>
-          </w:p>
-          <w:p>
-            <w:pPr>
+              <w:t xml:space="preserve">DATA </w:t>
+            </w:r>
+            <w:proofErr w:type="gramStart"/>
+            <w:r>
+              <w:rPr>
+                <w:rFonts w:ascii="Calibri" w:eastAsia="Calibri" w:hAnsi="Calibri" w:cs="Calibri"/>
+                <w:b/>
+                <w:bCs/>
+                <w:color w:val="F2A65A"/>
+                <w:spacing w:val="8"/>
+              </w:rPr>
+              <w:t>ANALYST  •</w:t>
+            </w:r>
+            <w:proofErr w:type="gramEnd"/>
+            <w:r>
+              <w:rPr>
+                <w:rFonts w:ascii="Calibri" w:eastAsia="Calibri" w:hAnsi="Calibri" w:cs="Calibri"/>
+                <w:b/>
+                <w:bCs/>
+                <w:color w:val="F2A65A"/>
+                <w:spacing w:val="8"/>
+              </w:rPr>
+              <w:t xml:space="preserve">  FRONT-END DEVELOPER</w:t>
+            </w:r>
+          </w:p>
+          <w:p>
+            <w:pPr>
+              <w:pStyle w:val="ListParagraph"/>
+              <w:numPr>
+                <w:ilvl w:val="0"/>
+                <w:numId w:val="3"/>
+              </w:numPr>
               <w:spacing w:after="20"/>
               <w:rPr>
                 <w:rFonts w:ascii="Calibri" w:eastAsia="Calibri" w:hAnsi="Calibri" w:cs="Calibri"/>
@@ -91,22 +115,25 @@
                 <w:sz w:val="18"/>
                 <w:szCs w:val="18"/>
               </w:rPr>
-              <w:t xml:space="preserve">+91 92437-62486  |  </w:t>
-            </w:r>
-            <w:hyperlink r:id="rId5" w:history="1">
-              <w:r>
-                <w:rPr>
-                  <w:rStyle w:val="Hyperlink"/>
-                  <w:rFonts w:ascii="Calibri" w:eastAsia="Calibri" w:hAnsi="Calibri" w:cs="Calibri"/>
-                  <w:sz w:val="18"/>
-                  <w:szCs w:val="18"/>
-                </w:rPr>
-                <w:t>madhavrs.official@gmail.com</w:t>
-              </w:r>
-            </w:hyperlink>
-          </w:p>
-          <w:p>
-            <w:pPr>
+              <w:t xml:space="preserve">Phone: </w:t>
+            </w:r>
+            <w:r>
+              <w:rPr>
+                <w:rFonts w:ascii="Calibri" w:eastAsia="Calibri" w:hAnsi="Calibri" w:cs="Calibri"/>
+                <w:color w:val="E7E9F3"/>
+                <w:sz w:val="18"/>
+                <w:szCs w:val="18"/>
+              </w:rPr>
+              <w:t>+91 92437-62486</w:t>
+            </w:r>
+          </w:p>
+          <w:p>
+            <w:pPr>
+              <w:pStyle w:val="ListParagraph"/>
+              <w:numPr>
+                <w:ilvl w:val="0"/>
+                <w:numId w:val="3"/>
+              </w:numPr>
               <w:spacing w:after="20"/>
               <w:rPr>
                 <w:rFonts w:ascii="Calibri" w:eastAsia="Calibri" w:hAnsi="Calibri" w:cs="Calibri"/>
@@ -116,22 +143,66 @@
               </w:rPr>
             </w:pPr>
             <w:r>
+              <w:t xml:space="preserve">Email: madhavrs.official@gmail.com </w:t>
+            </w:r>
+          </w:p>
+          <w:p>
+            <w:pPr>
+              <w:pStyle w:val="ListParagraph"/>
+              <w:numPr>
+                <w:ilvl w:val="0"/>
+                <w:numId w:val="3"/>
+              </w:numPr>
+              <w:spacing w:after="20"/>
               <w:rPr>
                 <w:rFonts w:ascii="Calibri" w:eastAsia="Calibri" w:hAnsi="Calibri" w:cs="Calibri"/>
                 <w:color w:val="E7E9F3"/>
                 <w:sz w:val="18"/>
                 <w:szCs w:val="18"/>
               </w:rPr>
+            </w:pPr>
+            <w:r>
+              <w:rPr>
+                <w:rFonts w:ascii="Calibri" w:eastAsia="Calibri" w:hAnsi="Calibri" w:cs="Calibri"/>
+                <w:color w:val="E7E9F3"/>
+                <w:sz w:val="18"/>
+                <w:szCs w:val="18"/>
+              </w:rPr>
+              <w:t xml:space="preserve">LinkedIn: </w:t>
+            </w:r>
+            <w:r>
+              <w:rPr>
+                <w:rFonts w:ascii="Calibri" w:eastAsia="Calibri" w:hAnsi="Calibri" w:cs="Calibri"/>
+                <w:color w:val="E7E9F3"/>
+                <w:sz w:val="18"/>
+                <w:szCs w:val="18"/>
+              </w:rPr>
               <w:t>linkedin.com/in/madhavshuklar21</w:t>
             </w:r>
-            <w:r>
+          </w:p>
+          <w:p>
+            <w:pPr>
+              <w:pStyle w:val="ListParagraph"/>
+              <w:numPr>
+                <w:ilvl w:val="0"/>
+                <w:numId w:val="4"/>
+              </w:numPr>
+              <w:spacing w:after="20"/>
               <w:rPr>
                 <w:rFonts w:ascii="Calibri" w:eastAsia="Calibri" w:hAnsi="Calibri" w:cs="Calibri"/>
                 <w:color w:val="E7E9F3"/>
                 <w:sz w:val="18"/>
                 <w:szCs w:val="18"/>
               </w:rPr>
-              <w:t xml:space="preserve">  |  </w:t>
+            </w:pPr>
+            <w:r>
+              <w:rPr>
+                <w:rFonts w:ascii="Calibri" w:eastAsia="Calibri" w:hAnsi="Calibri" w:cs="Calibri"/>
+                <w:color w:val="E7E9F3"/>
+                <w:sz w:val="18"/>
+                <w:szCs w:val="18"/>
+              </w:rPr>
+              <w:t xml:space="preserve">GitHub: </w:t>
             </w:r>
             <w:r>
               <w:rPr>
@@ -146,7 +217,7 @@
         </w:tc>
         <w:tc>
           <w:tcPr>
-            <w:tcW w:w="2050" w:type="dxa"/>
+            <w:tcW w:w="2498" w:type="dxa"/>
             <w:shd w:val="clear" w:color="auto" w:fill="1F3864"/>
             <w:tcMar>
               <w:top w:w="200" w:type="dxa"/>
@@ -165,8 +236,8 @@
                 <w:noProof/>
               </w:rPr>
               <w:drawing>
-                <wp:inline distT="0" distB="0" distL="0" distR="0" wp14:anchorId="24DE25CA" wp14:editId="795C69C8">
-                  <wp:extent cx="876300" cy="876300"/>
+                <wp:inline distT="0" distB="0" distL="0" distR="0" wp14:anchorId="24DE25CA" wp14:editId="463074FC">
+                  <wp:extent cx="980237" cy="980237"/>
                   <wp:effectExtent l="0" t="0" r="0" b="0"/>
                   <wp:docPr id="1" name="Picture 1"/>
                   <wp:cNvGraphicFramePr>
@@ -191,7 +262,7 @@
                         <pic:spPr bwMode="auto">
                           <a:xfrm>
                             <a:off x="0" y="0"/>
-                            <a:ext cx="876300" cy="876300"/>
+                            <a:ext cx="982533" cy="982533"/>
                           </a:xfrm>
                           <a:prstGeom prst="rect">
                             <a:avLst/>
@@ -238,12 +309,6 @@
         <w:gridCol w:w="11000"/>
       </w:tblGrid>
       <w:tr>
-        <w:tblPrEx>
-          <w:tblCellMar>
-            <w:top w:w="0" w:type="dxa"/>
-            <w:bottom w:w="0" w:type="dxa"/>
-          </w:tblCellMar>
-        </w:tblPrEx>
         <w:tc>
           <w:tcPr>
             <w:tcW w:w="11000" w:type="dxa"/>
@@ -318,12 +383,6 @@
         <w:gridCol w:w="11000"/>
       </w:tblGrid>
       <w:tr>
-        <w:tblPrEx>
-          <w:tblCellMar>
-            <w:top w:w="0" w:type="dxa"/>
-            <w:bottom w:w="0" w:type="dxa"/>
-          </w:tblCellMar>
-        </w:tblPrEx>
         <w:tc>
           <w:tcPr>
             <w:tcW w:w="11000" w:type="dxa"/>
@@ -368,7 +427,27 @@
                 <w:bCs/>
                 <w:color w:val="111111"/>
               </w:rPr>
-              <w:t>Bachelor of Technology (B.Tech), Computer Science &amp; Engineering (AI)</w:t>
+              <w:t>Bachelor of Technology (</w:t>
+            </w:r>
+            <w:proofErr w:type="gramStart"/>
+            <w:r>
+              <w:rPr>
+                <w:rFonts w:ascii="Calibri" w:eastAsia="Calibri" w:hAnsi="Calibri" w:cs="Calibri"/>
+                <w:b/>
+                <w:bCs/>
+                <w:color w:val="111111"/>
+              </w:rPr>
+              <w:t>B.Tech</w:t>
+            </w:r>
+            <w:proofErr w:type="gramEnd"/>
+            <w:r>
+              <w:rPr>
+                <w:rFonts w:ascii="Calibri" w:eastAsia="Calibri" w:hAnsi="Calibri" w:cs="Calibri"/>
+                <w:b/>
+                <w:bCs/>
+                <w:color w:val="111111"/>
+              </w:rPr>
+              <w:t>), Computer Science &amp; Engineering (AI)</w:t>
             </w:r>
           </w:p>
           <w:p>
@@ -422,12 +501,6 @@
         <w:gridCol w:w="11000"/>
       </w:tblGrid>
       <w:tr>
-        <w:tblPrEx>
-          <w:tblCellMar>
-            <w:top w:w="0" w:type="dxa"/>
-            <w:bottom w:w="0" w:type="dxa"/>
-          </w:tblCellMar>
-        </w:tblPrEx>
         <w:tc>
           <w:tcPr>
             <w:tcW w:w="11000" w:type="dxa"/>
@@ -533,12 +606,6 @@
         <w:gridCol w:w="11000"/>
       </w:tblGrid>
       <w:tr>
-        <w:tblPrEx>
-          <w:tblCellMar>
-            <w:top w:w="0" w:type="dxa"/>
-            <w:bottom w:w="0" w:type="dxa"/>
-          </w:tblCellMar>
-        </w:tblPrEx>
         <w:tc>
           <w:tcPr>
             <w:tcW w:w="11000" w:type="dxa"/>
@@ -554,13 +621,6 @@
             <w:pPr>
               <w:spacing w:after="55"/>
               <w:rPr>
-                <w:color w:val="215E99" w:themeColor="text2" w:themeTint="BF"/>
-                <w:sz w:val="34"/>
-                <w:szCs w:val="34"/>
-              </w:rPr>
-            </w:pPr>
-            <w:r>
-              <w:rPr>
                 <w:rFonts w:ascii="Calibri" w:eastAsia="Calibri" w:hAnsi="Calibri" w:cs="Calibri"/>
                 <w:b/>
                 <w:bCs/>
@@ -569,8 +629,29 @@
                 <w:sz w:val="34"/>
                 <w:szCs w:val="34"/>
               </w:rPr>
+            </w:pPr>
+            <w:r>
+              <w:rPr>
+                <w:rFonts w:ascii="Calibri" w:eastAsia="Calibri" w:hAnsi="Calibri" w:cs="Calibri"/>
+                <w:b/>
+                <w:bCs/>
+                <w:color w:val="215E99" w:themeColor="text2" w:themeTint="BF"/>
+                <w:spacing w:val="14"/>
+                <w:sz w:val="34"/>
+                <w:szCs w:val="34"/>
+              </w:rPr>
               <w:t>PROJECTS</w:t>
             </w:r>
+          </w:p>
+          <w:p>
+            <w:pPr>
+              <w:spacing w:after="55"/>
+              <w:rPr>
+                <w:color w:val="215E99" w:themeColor="text2" w:themeTint="BF"/>
+                <w:sz w:val="34"/>
+                <w:szCs w:val="34"/>
+              </w:rPr>
+            </w:pPr>
           </w:p>
           <w:p>
             <w:pPr>
@@ -585,7 +666,19 @@
                 <w:sz w:val="19"/>
                 <w:szCs w:val="19"/>
               </w:rPr>
-              <w:t>Todo List App (React)</w:t>
+              <w:t>Personal Expense Tracking System (</w:t>
+            </w:r>
+            <w:proofErr w:type="gramStart"/>
+            <w:r>
+              <w:rPr>
+                <w:rFonts w:ascii="Calibri" w:eastAsia="Calibri" w:hAnsi="Calibri" w:cs="Calibri"/>
+                <w:b/>
+                <w:bCs/>
+                <w:color w:val="111111"/>
+                <w:sz w:val="19"/>
+                <w:szCs w:val="19"/>
+              </w:rPr>
+              <w:t>PETS)</w:t>
             </w:r>
             <w:r>
               <w:rPr>
@@ -598,6 +691,7 @@
               </w:rPr>
               <w:t xml:space="preserve">   </w:t>
             </w:r>
+            <w:proofErr w:type="gramEnd"/>
             <w:r>
               <w:rPr>
                 <w:rFonts w:ascii="Calibri" w:eastAsia="Calibri" w:hAnsi="Calibri" w:cs="Calibri"/>
@@ -618,7 +712,7 @@
                 <w:sz w:val="16"/>
                 <w:szCs w:val="16"/>
               </w:rPr>
-              <w:t>Personal Project</w:t>
+              <w:t>Co-Developer</w:t>
             </w:r>
           </w:p>
           <w:p>
@@ -633,11 +727,332 @@
             <w:r>
               <w:rPr>
                 <w:rFonts w:ascii="Calibri" w:eastAsia="Calibri" w:hAnsi="Calibri" w:cs="Calibri"/>
+                <w:b/>
+                <w:bCs/>
                 <w:color w:val="262626"/>
                 <w:sz w:val="18"/>
                 <w:szCs w:val="18"/>
               </w:rPr>
-              <w:t>Built a modern, minimal task-management web app with React and Tailwind CSS, featuring a clean, Git-inspired interface for organizing study tasks.</w:t>
+              <w:t>Architected</w:t>
+            </w:r>
+            <w:r>
+              <w:rPr>
+                <w:rFonts w:ascii="Calibri" w:eastAsia="Calibri" w:hAnsi="Calibri" w:cs="Calibri"/>
+                <w:color w:val="262626"/>
+                <w:sz w:val="18"/>
+                <w:szCs w:val="18"/>
+              </w:rPr>
+              <w:t xml:space="preserve"> a full-stack personal finance application using React and Vite, featuring a real-time dashboard for income/expense visualization and budget tracking.</w:t>
+            </w:r>
+          </w:p>
+          <w:p>
+            <w:pPr>
+              <w:pStyle w:val="ListParagraph"/>
+              <w:numPr>
+                <w:ilvl w:val="0"/>
+                <w:numId w:val="2"/>
+              </w:numPr>
+              <w:spacing w:before="35" w:after="8"/>
+              <w:rPr>
+                <w:rFonts w:ascii="Calibri" w:eastAsia="Calibri" w:hAnsi="Calibri" w:cs="Calibri"/>
+                <w:b/>
+                <w:bCs/>
+                <w:color w:val="111111"/>
+                <w:sz w:val="19"/>
+                <w:szCs w:val="19"/>
+              </w:rPr>
+            </w:pPr>
+            <w:r>
+              <w:rPr>
+                <w:rFonts w:ascii="Calibri" w:eastAsia="Calibri" w:hAnsi="Calibri" w:cs="Calibri"/>
+                <w:b/>
+                <w:bCs/>
+                <w:color w:val="262626"/>
+                <w:sz w:val="18"/>
+                <w:szCs w:val="18"/>
+              </w:rPr>
+              <w:t>Built</w:t>
+            </w:r>
+            <w:r>
+              <w:rPr>
+                <w:rFonts w:ascii="Calibri" w:eastAsia="Calibri" w:hAnsi="Calibri" w:cs="Calibri"/>
+                <w:color w:val="262626"/>
+                <w:sz w:val="18"/>
+                <w:szCs w:val="18"/>
+              </w:rPr>
+              <w:t xml:space="preserve"> a robust Python and FastAPI backend, integrating a cloud-hosted Supabase (PostgreSQL) database to ensure secure, permanent data persistence.</w:t>
+            </w:r>
+          </w:p>
+          <w:p>
+            <w:pPr>
+              <w:pStyle w:val="ListParagraph"/>
+              <w:numPr>
+                <w:ilvl w:val="0"/>
+                <w:numId w:val="2"/>
+              </w:numPr>
+              <w:spacing w:before="35" w:after="8"/>
+              <w:rPr>
+                <w:rFonts w:ascii="Calibri" w:eastAsia="Calibri" w:hAnsi="Calibri" w:cs="Calibri"/>
+                <w:b/>
+                <w:bCs/>
+                <w:color w:val="111111"/>
+                <w:sz w:val="19"/>
+                <w:szCs w:val="19"/>
+              </w:rPr>
+            </w:pPr>
+            <w:r>
+              <w:rPr>
+                <w:rFonts w:ascii="Calibri" w:eastAsia="Calibri" w:hAnsi="Calibri" w:cs="Calibri"/>
+                <w:b/>
+                <w:bCs/>
+                <w:color w:val="262626"/>
+                <w:sz w:val="18"/>
+                <w:szCs w:val="18"/>
+              </w:rPr>
+              <w:t>Implemented</w:t>
+            </w:r>
+            <w:r>
+              <w:rPr>
+                <w:rFonts w:ascii="Calibri" w:eastAsia="Calibri" w:hAnsi="Calibri" w:cs="Calibri"/>
+                <w:color w:val="262626"/>
+                <w:sz w:val="18"/>
+                <w:szCs w:val="18"/>
+              </w:rPr>
+              <w:t xml:space="preserve"> machine learning pipelines using Scikit-Learn (TF-IDF) for automated transaction categorization and Prophet for time-series forecasting of future spending trends.</w:t>
+            </w:r>
+          </w:p>
+          <w:p>
+            <w:pPr>
+              <w:pStyle w:val="ListParagraph"/>
+              <w:numPr>
+                <w:ilvl w:val="0"/>
+                <w:numId w:val="2"/>
+              </w:numPr>
+              <w:spacing w:before="35" w:after="8"/>
+              <w:rPr>
+                <w:rFonts w:ascii="Calibri" w:eastAsia="Calibri" w:hAnsi="Calibri" w:cs="Calibri"/>
+                <w:b/>
+                <w:bCs/>
+                <w:color w:val="111111"/>
+                <w:sz w:val="19"/>
+                <w:szCs w:val="19"/>
+              </w:rPr>
+            </w:pPr>
+            <w:r>
+              <w:rPr>
+                <w:rFonts w:ascii="Calibri" w:eastAsia="Calibri" w:hAnsi="Calibri" w:cs="Calibri"/>
+                <w:b/>
+                <w:bCs/>
+                <w:color w:val="111111"/>
+                <w:sz w:val="19"/>
+                <w:szCs w:val="19"/>
+              </w:rPr>
+              <w:t xml:space="preserve">Deployed </w:t>
+            </w:r>
+            <w:r>
+              <w:rPr>
+                <w:rFonts w:ascii="Calibri" w:eastAsia="Calibri" w:hAnsi="Calibri" w:cs="Calibri"/>
+                <w:color w:val="111111"/>
+                <w:sz w:val="19"/>
+                <w:szCs w:val="19"/>
+              </w:rPr>
+              <w:t>the complete system via Render, configuring UptimeRobot monitors to prevent server sleep and ensure continuous, zero-downtime availability</w:t>
+            </w:r>
+            <w:r>
+              <w:rPr>
+                <w:rFonts w:ascii="Calibri" w:eastAsia="Calibri" w:hAnsi="Calibri" w:cs="Calibri"/>
+                <w:b/>
+                <w:bCs/>
+                <w:color w:val="111111"/>
+                <w:sz w:val="19"/>
+                <w:szCs w:val="19"/>
+              </w:rPr>
+              <w:t>.</w:t>
+            </w:r>
+          </w:p>
+          <w:p>
+            <w:pPr>
+              <w:pStyle w:val="ListParagraph"/>
+              <w:numPr>
+                <w:ilvl w:val="0"/>
+                <w:numId w:val="2"/>
+              </w:numPr>
+              <w:spacing w:before="35" w:after="8"/>
+              <w:rPr>
+                <w:rFonts w:ascii="Calibri" w:eastAsia="Calibri" w:hAnsi="Calibri" w:cs="Calibri"/>
+                <w:b/>
+                <w:bCs/>
+                <w:color w:val="111111"/>
+                <w:sz w:val="19"/>
+                <w:szCs w:val="19"/>
+              </w:rPr>
+            </w:pPr>
+            <w:r>
+              <w:rPr>
+                <w:rFonts w:ascii="Calibri" w:eastAsia="Calibri" w:hAnsi="Calibri" w:cs="Calibri"/>
+                <w:b/>
+                <w:bCs/>
+                <w:color w:val="111111"/>
+                <w:sz w:val="19"/>
+                <w:szCs w:val="19"/>
+              </w:rPr>
+              <w:t xml:space="preserve">Collaborated </w:t>
+            </w:r>
+            <w:r>
+              <w:rPr>
+                <w:rFonts w:ascii="Calibri" w:eastAsia="Calibri" w:hAnsi="Calibri" w:cs="Calibri"/>
+                <w:color w:val="111111"/>
+                <w:sz w:val="19"/>
+                <w:szCs w:val="19"/>
+              </w:rPr>
+              <w:t xml:space="preserve">closely with a </w:t>
+            </w:r>
+            <w:r>
+              <w:rPr>
+                <w:rFonts w:ascii="Calibri" w:eastAsia="Calibri" w:hAnsi="Calibri" w:cs="Calibri"/>
+                <w:color w:val="111111"/>
+                <w:sz w:val="19"/>
+                <w:szCs w:val="19"/>
+              </w:rPr>
+              <w:t>3</w:t>
+            </w:r>
+            <w:r>
+              <w:rPr>
+                <w:rFonts w:ascii="Calibri" w:eastAsia="Calibri" w:hAnsi="Calibri" w:cs="Calibri"/>
+                <w:color w:val="111111"/>
+                <w:sz w:val="19"/>
+                <w:szCs w:val="19"/>
+              </w:rPr>
+              <w:t>-person engineering team</w:t>
+            </w:r>
+            <w:r>
+              <w:rPr>
+                <w:rFonts w:ascii="Calibri" w:eastAsia="Calibri" w:hAnsi="Calibri" w:cs="Calibri"/>
+                <w:b/>
+                <w:bCs/>
+                <w:color w:val="111111"/>
+                <w:sz w:val="19"/>
+                <w:szCs w:val="19"/>
+              </w:rPr>
+              <w:t xml:space="preserve"> (</w:t>
+            </w:r>
+            <w:r>
+              <w:rPr>
+                <w:rFonts w:ascii="Calibri" w:eastAsia="Calibri" w:hAnsi="Calibri" w:cs="Calibri"/>
+                <w:b/>
+                <w:bCs/>
+                <w:color w:val="111111"/>
+                <w:sz w:val="19"/>
+                <w:szCs w:val="19"/>
+              </w:rPr>
+              <w:t>Members:</w:t>
+            </w:r>
+            <w:r>
+              <w:rPr>
+                <w:rFonts w:ascii="Calibri" w:eastAsia="Calibri" w:hAnsi="Calibri" w:cs="Calibri"/>
+                <w:color w:val="111111"/>
+                <w:sz w:val="19"/>
+                <w:szCs w:val="19"/>
+              </w:rPr>
+              <w:t xml:space="preserve"> Madhav Shukla, </w:t>
+            </w:r>
+            <w:r>
+              <w:rPr>
+                <w:rFonts w:ascii="Calibri" w:eastAsia="Calibri" w:hAnsi="Calibri" w:cs="Calibri"/>
+                <w:color w:val="111111"/>
+                <w:sz w:val="19"/>
+                <w:szCs w:val="19"/>
+              </w:rPr>
+              <w:t>Durgesh Panwar</w:t>
+            </w:r>
+            <w:r>
+              <w:rPr>
+                <w:rFonts w:ascii="Calibri" w:eastAsia="Calibri" w:hAnsi="Calibri" w:cs="Calibri"/>
+                <w:color w:val="111111"/>
+                <w:sz w:val="19"/>
+                <w:szCs w:val="19"/>
+              </w:rPr>
+              <w:t xml:space="preserve">, and </w:t>
+            </w:r>
+            <w:r>
+              <w:rPr>
+                <w:rFonts w:ascii="Calibri" w:eastAsia="Calibri" w:hAnsi="Calibri" w:cs="Calibri"/>
+                <w:color w:val="111111"/>
+                <w:sz w:val="19"/>
+                <w:szCs w:val="19"/>
+              </w:rPr>
+              <w:t>Masuma Khan</w:t>
+            </w:r>
+            <w:r>
+              <w:rPr>
+                <w:rFonts w:ascii="Calibri" w:eastAsia="Calibri" w:hAnsi="Calibri" w:cs="Calibri"/>
+                <w:b/>
+                <w:bCs/>
+                <w:color w:val="111111"/>
+                <w:sz w:val="19"/>
+                <w:szCs w:val="19"/>
+              </w:rPr>
+              <w:t>)</w:t>
+            </w:r>
+            <w:r>
+              <w:rPr>
+                <w:rFonts w:ascii="Calibri" w:eastAsia="Calibri" w:hAnsi="Calibri" w:cs="Calibri"/>
+                <w:color w:val="111111"/>
+                <w:sz w:val="19"/>
+                <w:szCs w:val="19"/>
+              </w:rPr>
+              <w:t xml:space="preserve"> to integrate frontend and backend systems and ensure a seamless end-to-end deployment.</w:t>
+            </w:r>
+          </w:p>
+          <w:p>
+            <w:pPr>
+              <w:spacing w:before="35" w:after="8"/>
+              <w:rPr>
+                <w:rFonts w:ascii="Calibri" w:eastAsia="Calibri" w:hAnsi="Calibri" w:cs="Calibri"/>
+                <w:b/>
+                <w:bCs/>
+                <w:color w:val="111111"/>
+                <w:sz w:val="19"/>
+                <w:szCs w:val="19"/>
+              </w:rPr>
+            </w:pPr>
+          </w:p>
+          <w:p>
+            <w:pPr>
+              <w:spacing w:before="35" w:after="8"/>
+            </w:pPr>
+            <w:r>
+              <w:rPr>
+                <w:rFonts w:ascii="Calibri" w:eastAsia="Calibri" w:hAnsi="Calibri" w:cs="Calibri"/>
+                <w:b/>
+                <w:bCs/>
+                <w:color w:val="111111"/>
+                <w:sz w:val="19"/>
+                <w:szCs w:val="19"/>
+              </w:rPr>
+              <w:t xml:space="preserve">Todo List App </w:t>
+            </w:r>
+            <w:r>
+              <w:rPr>
+                <w:rFonts w:ascii="Calibri" w:eastAsia="Calibri" w:hAnsi="Calibri" w:cs="Calibri"/>
+                <w:i/>
+                <w:iCs/>
+                <w:color w:val="595959"/>
+                <w:sz w:val="16"/>
+                <w:szCs w:val="16"/>
+              </w:rPr>
+              <w:t xml:space="preserve">~ </w:t>
+            </w:r>
+            <w:r>
+              <w:rPr>
+                <w:rFonts w:ascii="Calibri" w:eastAsia="Calibri" w:hAnsi="Calibri" w:cs="Calibri"/>
+                <w:i/>
+                <w:iCs/>
+                <w:color w:val="595959"/>
+                <w:sz w:val="16"/>
+                <w:szCs w:val="16"/>
+              </w:rPr>
+              <w:t>Personal Project</w:t>
             </w:r>
           </w:p>
           <w:p>
@@ -656,7 +1071,7 @@
                 <w:sz w:val="18"/>
                 <w:szCs w:val="18"/>
               </w:rPr>
-              <w:t>Implemented core task workflows — add, complete, reopen, and delete — along with category tagging across C++, SQL, Python, Mathematics, and Machine Learning.</w:t>
+              <w:t>Built a modern, minimal task-management web app with React and Tailwind CSS, featuring a clean, Git-inspired interface for organizing study tasks.</w:t>
             </w:r>
           </w:p>
           <w:p>
@@ -675,83 +1090,7 @@
                 <w:sz w:val="18"/>
                 <w:szCs w:val="18"/>
               </w:rPr>
-              <w:t xml:space="preserve">Designed a responsive, mobile-friendly UI with a visual progress tracker and </w:t>
-            </w:r>
-            <w:proofErr w:type="spellStart"/>
-            <w:r>
-              <w:rPr>
-                <w:rFonts w:ascii="Calibri" w:eastAsia="Calibri" w:hAnsi="Calibri" w:cs="Calibri"/>
-                <w:color w:val="262626"/>
-                <w:sz w:val="18"/>
-                <w:szCs w:val="18"/>
-              </w:rPr>
-              <w:t>Lucide</w:t>
-            </w:r>
-            <w:proofErr w:type="spellEnd"/>
-            <w:r>
-              <w:rPr>
-                <w:rFonts w:ascii="Calibri" w:eastAsia="Calibri" w:hAnsi="Calibri" w:cs="Calibri"/>
-                <w:color w:val="262626"/>
-                <w:sz w:val="18"/>
-                <w:szCs w:val="18"/>
-              </w:rPr>
-              <w:t xml:space="preserve"> React icons for improved usability.</w:t>
-            </w:r>
-          </w:p>
-          <w:p>
-            <w:pPr>
-              <w:pStyle w:val="ListParagraph"/>
-              <w:spacing w:after="28"/>
-              <w:ind w:left="316"/>
-            </w:pPr>
-          </w:p>
-          <w:p>
-            <w:pPr>
-              <w:spacing w:before="35" w:after="8"/>
-            </w:pPr>
-            <w:r>
-              <w:rPr>
-                <w:rFonts w:ascii="Calibri" w:eastAsia="Calibri" w:hAnsi="Calibri" w:cs="Calibri"/>
-                <w:b/>
-                <w:bCs/>
-                <w:color w:val="111111"/>
-                <w:sz w:val="19"/>
-                <w:szCs w:val="19"/>
-              </w:rPr>
-              <w:t>Student Performance Analytics Dashboard</w:t>
-            </w:r>
-            <w:r>
-              <w:rPr>
-                <w:rFonts w:ascii="Calibri" w:eastAsia="Calibri" w:hAnsi="Calibri" w:cs="Calibri"/>
-                <w:i/>
-                <w:iCs/>
-                <w:color w:val="595959"/>
-                <w:sz w:val="16"/>
-                <w:szCs w:val="16"/>
-              </w:rPr>
-              <w:t xml:space="preserve">   </w:t>
-            </w:r>
-            <w:r>
-              <w:rPr>
-                <w:rFonts w:ascii="Calibri" w:eastAsia="Calibri" w:hAnsi="Calibri" w:cs="Calibri"/>
-                <w:i/>
-                <w:iCs/>
-                <w:color w:val="595959"/>
-                <w:sz w:val="16"/>
-                <w:szCs w:val="16"/>
-              </w:rPr>
-              <w:t xml:space="preserve">~ </w:t>
-            </w:r>
-            <w:r>
-              <w:rPr>
-                <w:rFonts w:ascii="Calibri" w:eastAsia="Calibri" w:hAnsi="Calibri" w:cs="Calibri"/>
-                <w:i/>
-                <w:iCs/>
-                <w:color w:val="595959"/>
-                <w:sz w:val="16"/>
-                <w:szCs w:val="16"/>
-              </w:rPr>
-              <w:t>Personal Project</w:t>
+              <w:t>Implemented core task workflows — add, complete, reopen, and delete — along with category tagging across C++, SQL, Python, Mathematics, and Machine Learning.</w:t>
             </w:r>
           </w:p>
           <w:p>
@@ -770,25 +1109,63 @@
                 <w:sz w:val="18"/>
                 <w:szCs w:val="18"/>
               </w:rPr>
-              <w:t xml:space="preserve">Cleaned and </w:t>
-            </w:r>
-            <w:r>
-              <w:rPr>
-                <w:rFonts w:ascii="Calibri" w:eastAsia="Calibri" w:hAnsi="Calibri" w:cs="Calibri"/>
-                <w:color w:val="262626"/>
-                <w:sz w:val="18"/>
-                <w:szCs w:val="18"/>
-              </w:rPr>
-              <w:t>analysed</w:t>
-            </w:r>
-            <w:r>
-              <w:rPr>
-                <w:rFonts w:ascii="Calibri" w:eastAsia="Calibri" w:hAnsi="Calibri" w:cs="Calibri"/>
-                <w:color w:val="262626"/>
-                <w:sz w:val="18"/>
-                <w:szCs w:val="18"/>
-              </w:rPr>
-              <w:t xml:space="preserve"> 2,650+ student records using Python and Pandas to identify factors affecting academic performance.</w:t>
+              <w:t>Designed a responsive, mobile-friendly UI with a visual progress tracker and Lucide React icons for improved usability.</w:t>
+            </w:r>
+          </w:p>
+          <w:p>
+            <w:pPr>
+              <w:pStyle w:val="ListParagraph"/>
+              <w:spacing w:after="28"/>
+              <w:ind w:left="316"/>
+            </w:pPr>
+          </w:p>
+          <w:p>
+            <w:pPr>
+              <w:spacing w:before="35" w:after="8"/>
+            </w:pPr>
+            <w:r>
+              <w:rPr>
+                <w:rFonts w:ascii="Calibri" w:eastAsia="Calibri" w:hAnsi="Calibri" w:cs="Calibri"/>
+                <w:b/>
+                <w:bCs/>
+                <w:color w:val="111111"/>
+                <w:sz w:val="19"/>
+                <w:szCs w:val="19"/>
+              </w:rPr>
+              <w:t>Student Performance Analytics Dashboard</w:t>
+            </w:r>
+            <w:r>
+              <w:rPr>
+                <w:rFonts w:ascii="Calibri" w:eastAsia="Calibri" w:hAnsi="Calibri" w:cs="Calibri"/>
+                <w:i/>
+                <w:iCs/>
+                <w:color w:val="595959"/>
+                <w:sz w:val="16"/>
+                <w:szCs w:val="16"/>
+              </w:rPr>
+              <w:t xml:space="preserve">   </w:t>
+            </w:r>
+            <w:r>
+              <w:rPr>
+                <w:rFonts w:ascii="Calibri" w:eastAsia="Calibri" w:hAnsi="Calibri" w:cs="Calibri"/>
+                <w:i/>
+                <w:iCs/>
+                <w:color w:val="595959"/>
+                <w:sz w:val="16"/>
+                <w:szCs w:val="16"/>
+              </w:rPr>
+              <w:t xml:space="preserve">~ </w:t>
+            </w:r>
+            <w:r>
+              <w:rPr>
+                <w:rFonts w:ascii="Calibri" w:eastAsia="Calibri" w:hAnsi="Calibri" w:cs="Calibri"/>
+                <w:i/>
+                <w:iCs/>
+                <w:color w:val="595959"/>
+                <w:sz w:val="16"/>
+                <w:szCs w:val="16"/>
+              </w:rPr>
+              <w:t>Personal Project</w:t>
             </w:r>
           </w:p>
           <w:p>
@@ -807,7 +1184,34 @@
                 <w:sz w:val="18"/>
                 <w:szCs w:val="18"/>
               </w:rPr>
-              <w:t>Performed exploratory data analysis and built a Linear Regression model to predict exam scores from study hours, attendance, and assignment data.</w:t>
+              <w:t xml:space="preserve">Cleaned and </w:t>
+            </w:r>
+            <w:r>
+              <w:rPr>
+                <w:rFonts w:ascii="Calibri" w:eastAsia="Calibri" w:hAnsi="Calibri" w:cs="Calibri"/>
+                <w:color w:val="262626"/>
+                <w:sz w:val="18"/>
+                <w:szCs w:val="18"/>
+              </w:rPr>
+              <w:t>A</w:t>
+            </w:r>
+            <w:r>
+              <w:rPr>
+                <w:rFonts w:ascii="Calibri" w:eastAsia="Calibri" w:hAnsi="Calibri" w:cs="Calibri"/>
+                <w:color w:val="262626"/>
+                <w:sz w:val="18"/>
+                <w:szCs w:val="18"/>
+              </w:rPr>
+              <w:t>nalysed</w:t>
+            </w:r>
+            <w:r>
+              <w:rPr>
+                <w:rFonts w:ascii="Calibri" w:eastAsia="Calibri" w:hAnsi="Calibri" w:cs="Calibri"/>
+                <w:color w:val="262626"/>
+                <w:sz w:val="18"/>
+                <w:szCs w:val="18"/>
+              </w:rPr>
+              <w:t xml:space="preserve"> 2,650+ student records using Python and Pandas to identify factors affecting academic performance.</w:t>
             </w:r>
           </w:p>
           <w:p>
@@ -826,63 +1230,7 @@
                 <w:sz w:val="18"/>
                 <w:szCs w:val="18"/>
               </w:rPr>
-              <w:t>Created an interactive Power BI dashboard with KPIs, performance segmentation, and visual insights to support academic decision-making.</w:t>
-            </w:r>
-          </w:p>
-          <w:p>
-            <w:pPr>
-              <w:pStyle w:val="ListParagraph"/>
-              <w:spacing w:after="28"/>
-              <w:ind w:left="316"/>
-            </w:pPr>
-          </w:p>
-          <w:p>
-            <w:pPr>
-              <w:spacing w:before="35" w:after="8"/>
-            </w:pPr>
-            <w:r>
-              <w:rPr>
-                <w:rFonts w:ascii="Calibri" w:eastAsia="Calibri" w:hAnsi="Calibri" w:cs="Calibri"/>
-                <w:b/>
-                <w:bCs/>
-                <w:color w:val="111111"/>
-                <w:sz w:val="19"/>
-                <w:szCs w:val="19"/>
-              </w:rPr>
-              <w:t>Portfolio Website</w:t>
-            </w:r>
-            <w:r>
-              <w:rPr>
-                <w:rFonts w:ascii="Calibri" w:eastAsia="Calibri" w:hAnsi="Calibri" w:cs="Calibri"/>
-                <w:i/>
-                <w:iCs/>
-                <w:color w:val="595959"/>
-                <w:sz w:val="16"/>
-                <w:szCs w:val="16"/>
-              </w:rPr>
-              <w:t xml:space="preserve">   </w:t>
-            </w:r>
-            <w:r>
-              <w:rPr>
-                <w:rFonts w:ascii="Calibri" w:eastAsia="Calibri" w:hAnsi="Calibri" w:cs="Calibri"/>
-                <w:i/>
-                <w:iCs/>
-                <w:color w:val="595959"/>
-                <w:sz w:val="16"/>
-                <w:szCs w:val="16"/>
-              </w:rPr>
-              <w:t xml:space="preserve">~ </w:t>
-            </w:r>
-            <w:r>
-              <w:rPr>
-                <w:rFonts w:ascii="Calibri" w:eastAsia="Calibri" w:hAnsi="Calibri" w:cs="Calibri"/>
-                <w:i/>
-                <w:iCs/>
-                <w:color w:val="595959"/>
-                <w:sz w:val="16"/>
-                <w:szCs w:val="16"/>
-              </w:rPr>
-              <w:t>Personal Project</w:t>
+              <w:t>Performed exploratory data analysis and built a Linear Regression model to predict exam scores from study hours, attendance, and assignment data.</w:t>
             </w:r>
           </w:p>
           <w:p>
@@ -901,7 +1249,63 @@
                 <w:sz w:val="18"/>
                 <w:szCs w:val="18"/>
               </w:rPr>
-              <w:t>Designed and developed a fully responsive portfolio website with modern UI, animations, and dedicated sections for projects, certifications, and skills.</w:t>
+              <w:t>Created an interactive Power BI dashboard with KPIs, performance segmentation, and visual insights to support academic decision-making.</w:t>
+            </w:r>
+          </w:p>
+          <w:p>
+            <w:pPr>
+              <w:pStyle w:val="ListParagraph"/>
+              <w:spacing w:after="28"/>
+              <w:ind w:left="316"/>
+            </w:pPr>
+          </w:p>
+          <w:p>
+            <w:pPr>
+              <w:spacing w:before="35" w:after="8"/>
+            </w:pPr>
+            <w:r>
+              <w:rPr>
+                <w:rFonts w:ascii="Calibri" w:eastAsia="Calibri" w:hAnsi="Calibri" w:cs="Calibri"/>
+                <w:b/>
+                <w:bCs/>
+                <w:color w:val="111111"/>
+                <w:sz w:val="19"/>
+                <w:szCs w:val="19"/>
+              </w:rPr>
+              <w:t>Portfolio Website</w:t>
+            </w:r>
+            <w:r>
+              <w:rPr>
+                <w:rFonts w:ascii="Calibri" w:eastAsia="Calibri" w:hAnsi="Calibri" w:cs="Calibri"/>
+                <w:i/>
+                <w:iCs/>
+                <w:color w:val="595959"/>
+                <w:sz w:val="16"/>
+                <w:szCs w:val="16"/>
+              </w:rPr>
+              <w:t xml:space="preserve">   </w:t>
+            </w:r>
+            <w:r>
+              <w:rPr>
+                <w:rFonts w:ascii="Calibri" w:eastAsia="Calibri" w:hAnsi="Calibri" w:cs="Calibri"/>
+                <w:i/>
+                <w:iCs/>
+                <w:color w:val="595959"/>
+                <w:sz w:val="16"/>
+                <w:szCs w:val="16"/>
+              </w:rPr>
+              <w:t xml:space="preserve">~ </w:t>
+            </w:r>
+            <w:r>
+              <w:rPr>
+                <w:rFonts w:ascii="Calibri" w:eastAsia="Calibri" w:hAnsi="Calibri" w:cs="Calibri"/>
+                <w:i/>
+                <w:iCs/>
+                <w:color w:val="595959"/>
+                <w:sz w:val="16"/>
+                <w:szCs w:val="16"/>
+              </w:rPr>
+              <w:t>Personal Project</w:t>
             </w:r>
           </w:p>
           <w:p>
@@ -920,7 +1324,37 @@
                 <w:sz w:val="18"/>
                 <w:szCs w:val="18"/>
               </w:rPr>
+              <w:t>Designed and developed a fully responsive portfolio website with modern UI, animations, and dedicated sections for projects, certifications, and skills.</w:t>
+            </w:r>
+          </w:p>
+          <w:p>
+            <w:pPr>
+              <w:pStyle w:val="ListParagraph"/>
+              <w:numPr>
+                <w:ilvl w:val="0"/>
+                <w:numId w:val="2"/>
+              </w:numPr>
+              <w:spacing w:after="28"/>
+            </w:pPr>
+            <w:r>
+              <w:rPr>
+                <w:rFonts w:ascii="Calibri" w:eastAsia="Calibri" w:hAnsi="Calibri" w:cs="Calibri"/>
+                <w:color w:val="262626"/>
+                <w:sz w:val="18"/>
+                <w:szCs w:val="18"/>
+              </w:rPr>
               <w:t>Built using HTML5, CSS3, and JavaScript (ES6+) with no external frameworks.</w:t>
+            </w:r>
+            <w:r>
+              <w:rPr>
+                <w:rFonts w:ascii="Calibri" w:eastAsia="Calibri" w:hAnsi="Calibri" w:cs="Calibri"/>
+                <w:i/>
+                <w:iCs/>
+                <w:color w:val="595959"/>
+                <w:sz w:val="16"/>
+                <w:szCs w:val="16"/>
+              </w:rPr>
+              <w:t xml:space="preserve">  </w:t>
             </w:r>
           </w:p>
         </w:tc>
@@ -952,12 +1386,6 @@
         <w:gridCol w:w="11000"/>
       </w:tblGrid>
       <w:tr>
-        <w:tblPrEx>
-          <w:tblCellMar>
-            <w:top w:w="0" w:type="dxa"/>
-            <w:bottom w:w="0" w:type="dxa"/>
-          </w:tblCellMar>
-        </w:tblPrEx>
         <w:tc>
           <w:tcPr>
             <w:tcW w:w="11000" w:type="dxa"/>
@@ -1011,7 +1439,19 @@
                 <w:sz w:val="18"/>
                 <w:szCs w:val="18"/>
               </w:rPr>
-              <w:t>Python for Data Science</w:t>
+              <w:t xml:space="preserve">Python for Data </w:t>
+            </w:r>
+            <w:proofErr w:type="gramStart"/>
+            <w:r>
+              <w:rPr>
+                <w:rFonts w:ascii="Calibri" w:eastAsia="Calibri" w:hAnsi="Calibri" w:cs="Calibri"/>
+                <w:b/>
+                <w:bCs/>
+                <w:color w:val="111111"/>
+                <w:sz w:val="18"/>
+                <w:szCs w:val="18"/>
+              </w:rPr>
+              <w:t>Science</w:t>
             </w:r>
             <w:r>
               <w:rPr>
@@ -1020,7 +1460,17 @@
                 <w:sz w:val="18"/>
                 <w:szCs w:val="18"/>
               </w:rPr>
-              <w:t xml:space="preserve">  —  NPTEL, IIT Madras</w:t>
+              <w:t xml:space="preserve">  —</w:t>
+            </w:r>
+            <w:proofErr w:type="gramEnd"/>
+            <w:r>
+              <w:rPr>
+                <w:rFonts w:ascii="Calibri" w:eastAsia="Calibri" w:hAnsi="Calibri" w:cs="Calibri"/>
+                <w:color w:val="595959"/>
+                <w:sz w:val="18"/>
+                <w:szCs w:val="18"/>
+              </w:rPr>
+              <w:t xml:space="preserve">  NPTEL, IIT Madras</w:t>
             </w:r>
           </w:p>
           <w:p>
@@ -1041,7 +1491,19 @@
                 <w:sz w:val="18"/>
                 <w:szCs w:val="18"/>
               </w:rPr>
-              <w:t>Data Analytics with Python</w:t>
+              <w:t xml:space="preserve">Data Analytics with </w:t>
+            </w:r>
+            <w:proofErr w:type="gramStart"/>
+            <w:r>
+              <w:rPr>
+                <w:rFonts w:ascii="Calibri" w:eastAsia="Calibri" w:hAnsi="Calibri" w:cs="Calibri"/>
+                <w:b/>
+                <w:bCs/>
+                <w:color w:val="111111"/>
+                <w:sz w:val="18"/>
+                <w:szCs w:val="18"/>
+              </w:rPr>
+              <w:t>Python</w:t>
             </w:r>
             <w:r>
               <w:rPr>
@@ -1050,7 +1512,17 @@
                 <w:sz w:val="18"/>
                 <w:szCs w:val="18"/>
               </w:rPr>
-              <w:t xml:space="preserve">  —  NPTEL, IIT Roorkee</w:t>
+              <w:t xml:space="preserve">  —</w:t>
+            </w:r>
+            <w:proofErr w:type="gramEnd"/>
+            <w:r>
+              <w:rPr>
+                <w:rFonts w:ascii="Calibri" w:eastAsia="Calibri" w:hAnsi="Calibri" w:cs="Calibri"/>
+                <w:color w:val="595959"/>
+                <w:sz w:val="18"/>
+                <w:szCs w:val="18"/>
+              </w:rPr>
+              <w:t xml:space="preserve">  NPTEL, IIT Roorkee</w:t>
             </w:r>
           </w:p>
           <w:p>
@@ -1071,7 +1543,19 @@
                 <w:sz w:val="18"/>
                 <w:szCs w:val="18"/>
               </w:rPr>
-              <w:t>Introduction to MS Excel</w:t>
+              <w:t xml:space="preserve">Introduction to MS </w:t>
+            </w:r>
+            <w:proofErr w:type="gramStart"/>
+            <w:r>
+              <w:rPr>
+                <w:rFonts w:ascii="Calibri" w:eastAsia="Calibri" w:hAnsi="Calibri" w:cs="Calibri"/>
+                <w:b/>
+                <w:bCs/>
+                <w:color w:val="111111"/>
+                <w:sz w:val="18"/>
+                <w:szCs w:val="18"/>
+              </w:rPr>
+              <w:t>Excel</w:t>
             </w:r>
             <w:r>
               <w:rPr>
@@ -1080,7 +1564,17 @@
                 <w:sz w:val="18"/>
                 <w:szCs w:val="18"/>
               </w:rPr>
-              <w:t xml:space="preserve">  —  Microsoft, Simplilearn</w:t>
+              <w:t xml:space="preserve">  —</w:t>
+            </w:r>
+            <w:proofErr w:type="gramEnd"/>
+            <w:r>
+              <w:rPr>
+                <w:rFonts w:ascii="Calibri" w:eastAsia="Calibri" w:hAnsi="Calibri" w:cs="Calibri"/>
+                <w:color w:val="595959"/>
+                <w:sz w:val="18"/>
+                <w:szCs w:val="18"/>
+              </w:rPr>
+              <w:t xml:space="preserve">  Microsoft, Simplilearn</w:t>
             </w:r>
           </w:p>
           <w:p>
@@ -1101,7 +1595,19 @@
                 <w:sz w:val="18"/>
                 <w:szCs w:val="18"/>
               </w:rPr>
-              <w:t>Power BI for Beginners</w:t>
+              <w:t xml:space="preserve">Power BI for </w:t>
+            </w:r>
+            <w:proofErr w:type="gramStart"/>
+            <w:r>
+              <w:rPr>
+                <w:rFonts w:ascii="Calibri" w:eastAsia="Calibri" w:hAnsi="Calibri" w:cs="Calibri"/>
+                <w:b/>
+                <w:bCs/>
+                <w:color w:val="111111"/>
+                <w:sz w:val="18"/>
+                <w:szCs w:val="18"/>
+              </w:rPr>
+              <w:t>Beginners</w:t>
             </w:r>
             <w:r>
               <w:rPr>
@@ -1110,7 +1616,17 @@
                 <w:sz w:val="18"/>
                 <w:szCs w:val="18"/>
               </w:rPr>
-              <w:t xml:space="preserve">  —  Microsoft, Simplilearn</w:t>
+              <w:t xml:space="preserve">  —</w:t>
+            </w:r>
+            <w:proofErr w:type="gramEnd"/>
+            <w:r>
+              <w:rPr>
+                <w:rFonts w:ascii="Calibri" w:eastAsia="Calibri" w:hAnsi="Calibri" w:cs="Calibri"/>
+                <w:color w:val="595959"/>
+                <w:sz w:val="18"/>
+                <w:szCs w:val="18"/>
+              </w:rPr>
+              <w:t xml:space="preserve">  Microsoft, Simplilearn</w:t>
             </w:r>
           </w:p>
           <w:p>
@@ -1131,7 +1647,19 @@
                 <w:sz w:val="18"/>
                 <w:szCs w:val="18"/>
               </w:rPr>
-              <w:t>Machine Learning using Python</w:t>
+              <w:t xml:space="preserve">Machine Learning using </w:t>
+            </w:r>
+            <w:proofErr w:type="gramStart"/>
+            <w:r>
+              <w:rPr>
+                <w:rFonts w:ascii="Calibri" w:eastAsia="Calibri" w:hAnsi="Calibri" w:cs="Calibri"/>
+                <w:b/>
+                <w:bCs/>
+                <w:color w:val="111111"/>
+                <w:sz w:val="18"/>
+                <w:szCs w:val="18"/>
+              </w:rPr>
+              <w:t>Python</w:t>
             </w:r>
             <w:r>
               <w:rPr>
@@ -1140,7 +1668,17 @@
                 <w:sz w:val="18"/>
                 <w:szCs w:val="18"/>
               </w:rPr>
-              <w:t xml:space="preserve">  —  Microsoft, Simplilearn</w:t>
+              <w:t xml:space="preserve">  —</w:t>
+            </w:r>
+            <w:proofErr w:type="gramEnd"/>
+            <w:r>
+              <w:rPr>
+                <w:rFonts w:ascii="Calibri" w:eastAsia="Calibri" w:hAnsi="Calibri" w:cs="Calibri"/>
+                <w:color w:val="595959"/>
+                <w:sz w:val="18"/>
+                <w:szCs w:val="18"/>
+              </w:rPr>
+              <w:t xml:space="preserve">  Microsoft, Simplilearn</w:t>
             </w:r>
           </w:p>
           <w:p>
@@ -1161,7 +1699,19 @@
                 <w:sz w:val="18"/>
                 <w:szCs w:val="18"/>
               </w:rPr>
-              <w:t>Introduction to SQL</w:t>
+              <w:t xml:space="preserve">Introduction to </w:t>
+            </w:r>
+            <w:proofErr w:type="gramStart"/>
+            <w:r>
+              <w:rPr>
+                <w:rFonts w:ascii="Calibri" w:eastAsia="Calibri" w:hAnsi="Calibri" w:cs="Calibri"/>
+                <w:b/>
+                <w:bCs/>
+                <w:color w:val="111111"/>
+                <w:sz w:val="18"/>
+                <w:szCs w:val="18"/>
+              </w:rPr>
+              <w:t>SQL</w:t>
             </w:r>
             <w:r>
               <w:rPr>
@@ -1170,7 +1720,17 @@
                 <w:sz w:val="18"/>
                 <w:szCs w:val="18"/>
               </w:rPr>
-              <w:t xml:space="preserve">  —  Microsoft, Simplilearn</w:t>
+              <w:t xml:space="preserve">  —</w:t>
+            </w:r>
+            <w:proofErr w:type="gramEnd"/>
+            <w:r>
+              <w:rPr>
+                <w:rFonts w:ascii="Calibri" w:eastAsia="Calibri" w:hAnsi="Calibri" w:cs="Calibri"/>
+                <w:color w:val="595959"/>
+                <w:sz w:val="18"/>
+                <w:szCs w:val="18"/>
+              </w:rPr>
+              <w:t xml:space="preserve">  Microsoft, Simplilearn</w:t>
             </w:r>
           </w:p>
         </w:tc>
@@ -1202,12 +1762,6 @@
         <w:gridCol w:w="11000"/>
       </w:tblGrid>
       <w:tr>
-        <w:tblPrEx>
-          <w:tblCellMar>
-            <w:top w:w="0" w:type="dxa"/>
-            <w:bottom w:w="0" w:type="dxa"/>
-          </w:tblCellMar>
-        </w:tblPrEx>
         <w:tc>
           <w:tcPr>
             <w:tcW w:w="11000" w:type="dxa"/>
@@ -1241,6 +1795,11 @@
           </w:p>
           <w:p>
             <w:pPr>
+              <w:pStyle w:val="ListParagraph"/>
+              <w:numPr>
+                <w:ilvl w:val="0"/>
+                <w:numId w:val="6"/>
+              </w:numPr>
               <w:spacing w:after="90"/>
             </w:pPr>
             <w:r>
@@ -1248,7 +1807,41 @@
                 <w:rFonts w:ascii="Calibri" w:eastAsia="Calibri" w:hAnsi="Calibri" w:cs="Calibri"/>
                 <w:color w:val="262626"/>
               </w:rPr>
-              <w:t>English, Hindi, Japanese (Learning)</w:t>
+              <w:t>English</w:t>
+            </w:r>
+          </w:p>
+          <w:p>
+            <w:pPr>
+              <w:pStyle w:val="ListParagraph"/>
+              <w:numPr>
+                <w:ilvl w:val="0"/>
+                <w:numId w:val="6"/>
+              </w:numPr>
+              <w:spacing w:after="90"/>
+            </w:pPr>
+            <w:r>
+              <w:rPr>
+                <w:rFonts w:ascii="Calibri" w:eastAsia="Calibri" w:hAnsi="Calibri" w:cs="Calibri"/>
+                <w:color w:val="262626"/>
+              </w:rPr>
+              <w:t>Hindi</w:t>
+            </w:r>
+          </w:p>
+          <w:p>
+            <w:pPr>
+              <w:pStyle w:val="ListParagraph"/>
+              <w:numPr>
+                <w:ilvl w:val="0"/>
+                <w:numId w:val="6"/>
+              </w:numPr>
+              <w:spacing w:after="90"/>
+            </w:pPr>
+            <w:r>
+              <w:rPr>
+                <w:rFonts w:ascii="Calibri" w:eastAsia="Calibri" w:hAnsi="Calibri" w:cs="Calibri"/>
+                <w:color w:val="262626"/>
+              </w:rPr>
+              <w:t>Japanese (Learning)</w:t>
             </w:r>
           </w:p>
         </w:tc>
@@ -1268,9 +1861,122 @@
 <file path=word/numbering.xml><?xml version="1.0" encoding="utf-8"?>
 <w:numbering xmlns:wpc="http://schemas.microsoft.com/office/word/2010/wordprocessingCanvas" xmlns:cx="http://schemas.microsoft.com/office/drawing/2014/chartex" xmlns:cx1="http://schemas.microsoft.com/office/drawing/2015/9/8/chartex" xmlns:cx2="http://schemas.microsoft.com/office/drawing/2015/10/21/chartex" xmlns:cx3="http://schemas.microsoft.com/office/drawing/2016/5/9/chartex" xmlns:cx4="http://schemas.microsoft.com/office/drawing/2016/5/10/chartex" xmlns:cx5="http://schemas.microsoft.com/office/drawing/2016/5/11/chartex" xmlns:cx6="http://schemas.microsoft.com/office/drawing/2016/5/12/chartex" xmlns:cx7="http://schemas.microsoft.com/office/drawing/2016/5/13/chartex" xmlns:cx8="http://schemas.microsoft.com/office/drawing/2016/5/14/chartex" xmlns:mc="http://schemas.openxmlformats.org/markup-compatibility/2006" xmlns:aink="http://schemas.microsoft.com/office/drawing/2016/ink" xmlns:am3d="http://schemas.microsoft.com/office/drawing/2017/model3d" xmlns:o="urn:schemas-microsoft-com:office:office" xmlns:oel="http://schemas.microsoft.com/office/2019/extlst" xmlns:r="http://schemas.openxmlformats.org/officeDocument/2006/relationships" xmlns:m="http://schemas.openxmlformats.org/officeDocument/2006/math" xmlns:v="urn:schemas-microsoft-com:vml" xmlns:wp14="http://schemas.microsoft.com/office/word/2010/wordprocessingDrawing" xmlns:wp="http://schemas.openxmlformats.org/drawingml/2006/wordprocessingDrawing" xmlns:w10="urn:schemas-microsoft-com:office:word" xmlns:w="http://schemas.openxmlformats.org/wordprocessingml/2006/main" xmlns:w14="http://schemas.microsoft.com/office/word/2010/wordml" xmlns:w15="http://schemas.microsoft.com/office/word/2012/wordml" xmlns:w16cex="http://schemas.microsoft.com/office/word/2018/wordml/cex" xmlns:w16cid="http://schemas.microsoft.com/office/word/2016/wordml/cid" xmlns:w16="http://schemas.microsoft.com/office/word/2018/wordml" xmlns:w16du="http://schemas.microsoft.com/office/word/2023/wordml/word16du" xmlns:w16sdtdh="http://schemas.microsoft.com/office/word/2020/wordml/sdtdatahash" xmlns:w16sdtfl="http://schemas.microsoft.com/office/word/2024/wordml/sdtformatlock" xmlns:w16se="http://schemas.microsoft.com/office/word/2015/wordml/symex" xmlns:wpg="http://schemas.microsoft.com/office/word/2010/wordprocessingGroup" xmlns:wpi="http://schemas.microsoft.com/office/word/2010/wordprocessingInk" xmlns:wne="http://schemas.microsoft.com/office/word/2006/wordml" xmlns:wps="http://schemas.microsoft.com/office/word/2010/wordprocessingShape" mc:Ignorable="w14 w15 w16se w16cid w16 w16cex w16sdtdh w16sdtfl w16du wp14">
   <w:abstractNum w:abstractNumId="0" w15:restartNumberingAfterBreak="0">
+    <w:nsid w:val="07E460D6"/>
+    <w:multiLevelType w:val="hybridMultilevel"/>
+    <w:tmpl w:val="DABE29B4"/>
+    <w:lvl w:ilvl="0" w:tplc="40090009">
+      <w:start w:val="1"/>
+      <w:numFmt w:val="bullet"/>
+      <w:lvlText w:val=""/>
+      <w:lvlJc w:val="left"/>
+      <w:pPr>
+        <w:ind w:left="720" w:hanging="360"/>
+      </w:pPr>
+      <w:rPr>
+        <w:rFonts w:ascii="Wingdings" w:hAnsi="Wingdings" w:hint="default"/>
+      </w:rPr>
+    </w:lvl>
+    <w:lvl w:ilvl="1" w:tplc="40090003" w:tentative="1">
+      <w:start w:val="1"/>
+      <w:numFmt w:val="bullet"/>
+      <w:lvlText w:val="o"/>
+      <w:lvlJc w:val="left"/>
+      <w:pPr>
+        <w:ind w:left="1440" w:hanging="360"/>
+      </w:pPr>
+      <w:rPr>
+        <w:rFonts w:ascii="Courier New" w:hAnsi="Courier New" w:cs="Courier New" w:hint="default"/>
+      </w:rPr>
+    </w:lvl>
+    <w:lvl w:ilvl="2" w:tplc="40090005" w:tentative="1">
+      <w:start w:val="1"/>
+      <w:numFmt w:val="bullet"/>
+      <w:lvlText w:val=""/>
+      <w:lvlJc w:val="left"/>
+      <w:pPr>
+        <w:ind w:left="2160" w:hanging="360"/>
+      </w:pPr>
+      <w:rPr>
+        <w:rFonts w:ascii="Wingdings" w:hAnsi="Wingdings" w:hint="default"/>
+      </w:rPr>
+    </w:lvl>
+    <w:lvl w:ilvl="3" w:tplc="40090001" w:tentative="1">
+      <w:start w:val="1"/>
+      <w:numFmt w:val="bullet"/>
+      <w:lvlText w:val=""/>
+      <w:lvlJc w:val="left"/>
+      <w:pPr>
+        <w:ind w:left="2880" w:hanging="360"/>
+      </w:pPr>
+      <w:rPr>
+        <w:rFonts w:ascii="Symbol" w:hAnsi="Symbol" w:hint="default"/>
+      </w:rPr>
+    </w:lvl>
+    <w:lvl w:ilvl="4" w:tplc="40090003" w:tentative="1">
+      <w:start w:val="1"/>
+      <w:numFmt w:val="bullet"/>
+      <w:lvlText w:val="o"/>
+      <w:lvlJc w:val="left"/>
+      <w:pPr>
+        <w:ind w:left="3600" w:hanging="360"/>
+      </w:pPr>
+      <w:rPr>
+        <w:rFonts w:ascii="Courier New" w:hAnsi="Courier New" w:cs="Courier New" w:hint="default"/>
+      </w:rPr>
+    </w:lvl>
+    <w:lvl w:ilvl="5" w:tplc="40090005" w:tentative="1">
+      <w:start w:val="1"/>
+      <w:numFmt w:val="bullet"/>
+      <w:lvlText w:val=""/>
+      <w:lvlJc w:val="left"/>
+      <w:pPr>
+        <w:ind w:left="4320" w:hanging="360"/>
+      </w:pPr>
+      <w:rPr>
+        <w:rFonts w:ascii="Wingdings" w:hAnsi="Wingdings" w:hint="default"/>
+      </w:rPr>
+    </w:lvl>
+    <w:lvl w:ilvl="6" w:tplc="40090001" w:tentative="1">
+      <w:start w:val="1"/>
+      <w:numFmt w:val="bullet"/>
+      <w:lvlText w:val=""/>
+      <w:lvlJc w:val="left"/>
+      <w:pPr>
+        <w:ind w:left="5040" w:hanging="360"/>
+      </w:pPr>
+      <w:rPr>
+        <w:rFonts w:ascii="Symbol" w:hAnsi="Symbol" w:hint="default"/>
+      </w:rPr>
+    </w:lvl>
+    <w:lvl w:ilvl="7" w:tplc="40090003" w:tentative="1">
+      <w:start w:val="1"/>
+      <w:numFmt w:val="bullet"/>
+      <w:lvlText w:val="o"/>
+      <w:lvlJc w:val="left"/>
+      <w:pPr>
+        <w:ind w:left="5760" w:hanging="360"/>
+      </w:pPr>
+      <w:rPr>
+        <w:rFonts w:ascii="Courier New" w:hAnsi="Courier New" w:cs="Courier New" w:hint="default"/>
+      </w:rPr>
+    </w:lvl>
+    <w:lvl w:ilvl="8" w:tplc="40090005" w:tentative="1">
+      <w:start w:val="1"/>
+      <w:numFmt w:val="bullet"/>
+      <w:lvlText w:val=""/>
+      <w:lvlJc w:val="left"/>
+      <w:pPr>
+        <w:ind w:left="6480" w:hanging="360"/>
+      </w:pPr>
+      <w:rPr>
+        <w:rFonts w:ascii="Wingdings" w:hAnsi="Wingdings" w:hint="default"/>
+      </w:rPr>
+    </w:lvl>
+  </w:abstractNum>
+  <w:abstractNum w:abstractNumId="1" w15:restartNumberingAfterBreak="0">
     <w:nsid w:val="25526954"/>
     <w:multiLevelType w:val="hybridMultilevel"/>
-    <w:tmpl w:val="EDDA83B6"/>
+    <w:tmpl w:val="65D877A2"/>
     <w:lvl w:ilvl="0" w:tplc="69A2C940">
       <w:start w:val="1"/>
       <w:numFmt w:val="bullet"/>
@@ -1321,7 +2027,7 @@
       <w:lvlJc w:val="left"/>
     </w:lvl>
   </w:abstractNum>
-  <w:abstractNum w:abstractNumId="1" w15:restartNumberingAfterBreak="0">
+  <w:abstractNum w:abstractNumId="2" w15:restartNumberingAfterBreak="0">
     <w:nsid w:val="3BD46F68"/>
     <w:multiLevelType w:val="hybridMultilevel"/>
     <w:tmpl w:val="7C3A4156"/>
@@ -1407,17 +2113,252 @@
       </w:pPr>
     </w:lvl>
   </w:abstractNum>
+  <w:abstractNum w:abstractNumId="3" w15:restartNumberingAfterBreak="0">
+    <w:nsid w:val="68BC52BF"/>
+    <w:multiLevelType w:val="hybridMultilevel"/>
+    <w:tmpl w:val="5E3C9302"/>
+    <w:lvl w:ilvl="0" w:tplc="40090009">
+      <w:start w:val="1"/>
+      <w:numFmt w:val="bullet"/>
+      <w:lvlText w:val=""/>
+      <w:lvlJc w:val="left"/>
+      <w:pPr>
+        <w:ind w:left="720" w:hanging="360"/>
+      </w:pPr>
+      <w:rPr>
+        <w:rFonts w:ascii="Wingdings" w:hAnsi="Wingdings" w:hint="default"/>
+      </w:rPr>
+    </w:lvl>
+    <w:lvl w:ilvl="1" w:tplc="40090003" w:tentative="1">
+      <w:start w:val="1"/>
+      <w:numFmt w:val="bullet"/>
+      <w:lvlText w:val="o"/>
+      <w:lvlJc w:val="left"/>
+      <w:pPr>
+        <w:ind w:left="1440" w:hanging="360"/>
+      </w:pPr>
+      <w:rPr>
+        <w:rFonts w:ascii="Courier New" w:hAnsi="Courier New" w:cs="Courier New" w:hint="default"/>
+      </w:rPr>
+    </w:lvl>
+    <w:lvl w:ilvl="2" w:tplc="40090005" w:tentative="1">
+      <w:start w:val="1"/>
+      <w:numFmt w:val="bullet"/>
+      <w:lvlText w:val=""/>
+      <w:lvlJc w:val="left"/>
+      <w:pPr>
+        <w:ind w:left="2160" w:hanging="360"/>
+      </w:pPr>
+      <w:rPr>
+        <w:rFonts w:ascii="Wingdings" w:hAnsi="Wingdings" w:hint="default"/>
+      </w:rPr>
+    </w:lvl>
+    <w:lvl w:ilvl="3" w:tplc="40090001" w:tentative="1">
+      <w:start w:val="1"/>
+      <w:numFmt w:val="bullet"/>
+      <w:lvlText w:val=""/>
+      <w:lvlJc w:val="left"/>
+      <w:pPr>
+        <w:ind w:left="2880" w:hanging="360"/>
+      </w:pPr>
+      <w:rPr>
+        <w:rFonts w:ascii="Symbol" w:hAnsi="Symbol" w:hint="default"/>
+      </w:rPr>
+    </w:lvl>
+    <w:lvl w:ilvl="4" w:tplc="40090003" w:tentative="1">
+      <w:start w:val="1"/>
+      <w:numFmt w:val="bullet"/>
+      <w:lvlText w:val="o"/>
+      <w:lvlJc w:val="left"/>
+      <w:pPr>
+        <w:ind w:left="3600" w:hanging="360"/>
+      </w:pPr>
+      <w:rPr>
+        <w:rFonts w:ascii="Courier New" w:hAnsi="Courier New" w:cs="Courier New" w:hint="default"/>
+      </w:rPr>
+    </w:lvl>
+    <w:lvl w:ilvl="5" w:tplc="40090005" w:tentative="1">
+      <w:start w:val="1"/>
+      <w:numFmt w:val="bullet"/>
+      <w:lvlText w:val=""/>
+      <w:lvlJc w:val="left"/>
+      <w:pPr>
+        <w:ind w:left="4320" w:hanging="360"/>
+      </w:pPr>
+      <w:rPr>
+        <w:rFonts w:ascii="Wingdings" w:hAnsi="Wingdings" w:hint="default"/>
+      </w:rPr>
+    </w:lvl>
+    <w:lvl w:ilvl="6" w:tplc="40090001" w:tentative="1">
+      <w:start w:val="1"/>
+      <w:numFmt w:val="bullet"/>
+      <w:lvlText w:val=""/>
+      <w:lvlJc w:val="left"/>
+      <w:pPr>
+        <w:ind w:left="5040" w:hanging="360"/>
+      </w:pPr>
+      <w:rPr>
+        <w:rFonts w:ascii="Symbol" w:hAnsi="Symbol" w:hint="default"/>
+      </w:rPr>
+    </w:lvl>
+    <w:lvl w:ilvl="7" w:tplc="40090003" w:tentative="1">
+      <w:start w:val="1"/>
+      <w:numFmt w:val="bullet"/>
+      <w:lvlText w:val="o"/>
+      <w:lvlJc w:val="left"/>
+      <w:pPr>
+        <w:ind w:left="5760" w:hanging="360"/>
+      </w:pPr>
+      <w:rPr>
+        <w:rFonts w:ascii="Courier New" w:hAnsi="Courier New" w:cs="Courier New" w:hint="default"/>
+      </w:rPr>
+    </w:lvl>
+    <w:lvl w:ilvl="8" w:tplc="40090005" w:tentative="1">
+      <w:start w:val="1"/>
+      <w:numFmt w:val="bullet"/>
+      <w:lvlText w:val=""/>
+      <w:lvlJc w:val="left"/>
+      <w:pPr>
+        <w:ind w:left="6480" w:hanging="360"/>
+      </w:pPr>
+      <w:rPr>
+        <w:rFonts w:ascii="Wingdings" w:hAnsi="Wingdings" w:hint="default"/>
+      </w:rPr>
+    </w:lvl>
+  </w:abstractNum>
+  <w:abstractNum w:abstractNumId="4" w15:restartNumberingAfterBreak="0">
+    <w:nsid w:val="75C317DB"/>
+    <w:multiLevelType w:val="hybridMultilevel"/>
+    <w:tmpl w:val="D54C4B2E"/>
+    <w:lvl w:ilvl="0" w:tplc="4009000B">
+      <w:start w:val="1"/>
+      <w:numFmt w:val="bullet"/>
+      <w:lvlText w:val=""/>
+      <w:lvlJc w:val="left"/>
+      <w:pPr>
+        <w:ind w:left="720" w:hanging="360"/>
+      </w:pPr>
+      <w:rPr>
+        <w:rFonts w:ascii="Wingdings" w:hAnsi="Wingdings" w:hint="default"/>
+      </w:rPr>
+    </w:lvl>
+    <w:lvl w:ilvl="1" w:tplc="40090003" w:tentative="1">
+      <w:start w:val="1"/>
+      <w:numFmt w:val="bullet"/>
+      <w:lvlText w:val="o"/>
+      <w:lvlJc w:val="left"/>
+      <w:pPr>
+        <w:ind w:left="1440" w:hanging="360"/>
+      </w:pPr>
+      <w:rPr>
+        <w:rFonts w:ascii="Courier New" w:hAnsi="Courier New" w:cs="Courier New" w:hint="default"/>
+      </w:rPr>
+    </w:lvl>
+    <w:lvl w:ilvl="2" w:tplc="40090005" w:tentative="1">
+      <w:start w:val="1"/>
+      <w:numFmt w:val="bullet"/>
+      <w:lvlText w:val=""/>
+      <w:lvlJc w:val="left"/>
+      <w:pPr>
+        <w:ind w:left="2160" w:hanging="360"/>
+      </w:pPr>
+      <w:rPr>
+        <w:rFonts w:ascii="Wingdings" w:hAnsi="Wingdings" w:hint="default"/>
+      </w:rPr>
+    </w:lvl>
+    <w:lvl w:ilvl="3" w:tplc="40090001" w:tentative="1">
+      <w:start w:val="1"/>
+      <w:numFmt w:val="bullet"/>
+      <w:lvlText w:val=""/>
+      <w:lvlJc w:val="left"/>
+      <w:pPr>
+        <w:ind w:left="2880" w:hanging="360"/>
+      </w:pPr>
+      <w:rPr>
+        <w:rFonts w:ascii="Symbol" w:hAnsi="Symbol" w:hint="default"/>
+      </w:rPr>
+    </w:lvl>
+    <w:lvl w:ilvl="4" w:tplc="40090003" w:tentative="1">
+      <w:start w:val="1"/>
+      <w:numFmt w:val="bullet"/>
+      <w:lvlText w:val="o"/>
+      <w:lvlJc w:val="left"/>
+      <w:pPr>
+        <w:ind w:left="3600" w:hanging="360"/>
+      </w:pPr>
+      <w:rPr>
+        <w:rFonts w:ascii="Courier New" w:hAnsi="Courier New" w:cs="Courier New" w:hint="default"/>
+      </w:rPr>
+    </w:lvl>
+    <w:lvl w:ilvl="5" w:tplc="40090005" w:tentative="1">
+      <w:start w:val="1"/>
+      <w:numFmt w:val="bullet"/>
+      <w:lvlText w:val=""/>
+      <w:lvlJc w:val="left"/>
+      <w:pPr>
+        <w:ind w:left="4320" w:hanging="360"/>
+      </w:pPr>
+      <w:rPr>
+        <w:rFonts w:ascii="Wingdings" w:hAnsi="Wingdings" w:hint="default"/>
+      </w:rPr>
+    </w:lvl>
+    <w:lvl w:ilvl="6" w:tplc="40090001" w:tentative="1">
+      <w:start w:val="1"/>
+      <w:numFmt w:val="bullet"/>
+      <w:lvlText w:val=""/>
+      <w:lvlJc w:val="left"/>
+      <w:pPr>
+        <w:ind w:left="5040" w:hanging="360"/>
+      </w:pPr>
+      <w:rPr>
+        <w:rFonts w:ascii="Symbol" w:hAnsi="Symbol" w:hint="default"/>
+      </w:rPr>
+    </w:lvl>
+    <w:lvl w:ilvl="7" w:tplc="40090003" w:tentative="1">
+      <w:start w:val="1"/>
+      <w:numFmt w:val="bullet"/>
+      <w:lvlText w:val="o"/>
+      <w:lvlJc w:val="left"/>
+      <w:pPr>
+        <w:ind w:left="5760" w:hanging="360"/>
+      </w:pPr>
+      <w:rPr>
+        <w:rFonts w:ascii="Courier New" w:hAnsi="Courier New" w:cs="Courier New" w:hint="default"/>
+      </w:rPr>
+    </w:lvl>
+    <w:lvl w:ilvl="8" w:tplc="40090005" w:tentative="1">
+      <w:start w:val="1"/>
+      <w:numFmt w:val="bullet"/>
+      <w:lvlText w:val=""/>
+      <w:lvlJc w:val="left"/>
+      <w:pPr>
+        <w:ind w:left="6480" w:hanging="360"/>
+      </w:pPr>
+      <w:rPr>
+        <w:rFonts w:ascii="Wingdings" w:hAnsi="Wingdings" w:hint="default"/>
+      </w:rPr>
+    </w:lvl>
+  </w:abstractNum>
   <w:num w:numId="1" w16cid:durableId="1322806528">
-    <w:abstractNumId w:val="1"/>
+    <w:abstractNumId w:val="2"/>
     <w:lvlOverride w:ilvl="0">
       <w:startOverride w:val="1"/>
     </w:lvlOverride>
   </w:num>
   <w:num w:numId="2" w16cid:durableId="169297649">
+    <w:abstractNumId w:val="1"/>
+  </w:num>
+  <w:num w:numId="3" w16cid:durableId="1647470181">
     <w:abstractNumId w:val="0"/>
-    <w:lvlOverride w:ilvl="0">
-      <w:startOverride w:val="1"/>
-    </w:lvlOverride>
+  </w:num>
+  <w:num w:numId="4" w16cid:durableId="203105107">
+    <w:abstractNumId w:val="3"/>
+  </w:num>
+  <w:num w:numId="5" w16cid:durableId="302734660">
+    <w:abstractNumId w:val="1"/>
+  </w:num>
+  <w:num w:numId="6" w16cid:durableId="1090349375">
+    <w:abstractNumId w:val="4"/>
   </w:num>
 </w:numbering>
 </file>
@@ -1814,6 +2755,7 @@
   <w:style w:type="paragraph" w:default="1" w:styleId="Normal">
     <w:name w:val="Normal"/>
     <w:qFormat/>
+    <w:rsid w:val="00EA4A13"/>
   </w:style>
   <w:style w:type="paragraph" w:styleId="Heading1">
     <w:name w:val="heading 1"/>
@@ -1902,7 +2844,6 @@
   <w:style w:type="character" w:default="1" w:styleId="DefaultParagraphFont">
     <w:name w:val="Default Paragraph Font"/>
     <w:uiPriority w:val="1"/>
-    <w:semiHidden/>
     <w:unhideWhenUsed/>
   </w:style>
   <w:style w:type="table" w:default="1" w:styleId="TableNormal">
@@ -2338,4 +3279,16 @@
     </a:ext>
   </a:extLst>
 </a:theme>
+</file>
+
+<file path=customXml/item1.xml><?xml version="1.0" encoding="utf-8"?>
+<b:Sources xmlns:b="http://schemas.openxmlformats.org/officeDocument/2006/bibliography" xmlns="http://schemas.openxmlformats.org/officeDocument/2006/bibliography" SelectedStyle="\APASixthEditionOfficeOnline.xsl" StyleName="APA" Version="6"/>
+</file>
+
+<file path=customXml/itemProps1.xml><?xml version="1.0" encoding="utf-8"?>
+<ds:datastoreItem xmlns:ds="http://schemas.openxmlformats.org/officeDocument/2006/customXml" ds:itemID="{4044F704-DB4F-4A48-8267-61A8D3F39FFE}">
+  <ds:schemaRefs>
+    <ds:schemaRef ds:uri="http://schemas.openxmlformats.org/officeDocument/2006/bibliography"/>
+  </ds:schemaRefs>
+</ds:datastoreItem>
 </file>